--- a/Tailored_CVs/Shinoy_CGI_Nederland_Agile_Test_Engineer.docx
+++ b/Tailored_CVs/Shinoy_CGI_Nederland_Agile_Test_Engineer.docx
@@ -70,7 +70,7 @@
           <w:b w:val="0"/>
           <w:sz w:val="19"/>
         </w:rPr>
-        <w:t>QA Automation Engineer with over 8 years of experience building and maintaining test automation frameworks using Selenium and TypeScript. I work closely with Agile teams to integrate automated testing into CI/CD pipelines and ensure backend data integrity. Currently based in the Netherlands with a valid EU residence permit, I am ready to contribute to government digital services.</w:t>
+        <w:t>QA automation engineer with over eight years of experience building scalable test frameworks using Selenium, Playwright, and Postman. I am comfortable working in Agile teams and setting up continuous integration processes to support reliable software delivery. Having recently relocated, I hold a valid EU residence permit and am ready to contribute to your digital government projects.</w:t>
       </w:r>
     </w:p>
     <w:p>
@@ -288,7 +288,7 @@
           <w:b w:val="0"/>
           <w:sz w:val="18"/>
         </w:rPr>
-        <w:t>▸ Built and maintained scalable test automation frameworks from scratch using Java Selenium and TypeScript WDIO for complex financial and enterprise systems.</w:t>
+        <w:t>▸ Built and maintained test automation frameworks from scratch utilizing Java, Selenium, and Playwright for complex financial and enterprise workflows.</w:t>
       </w:r>
     </w:p>
     <w:p>
@@ -301,7 +301,7 @@
           <w:b w:val="0"/>
           <w:sz w:val="18"/>
         </w:rPr>
-        <w:t>▸ Integrated automated test suites into CI/CD pipelines using Jenkins, AWS, and Terraform to support continuous delivery workflows.</w:t>
+        <w:t>▸ Created and executed automated API testing strategies using Postman and RestAssured to validate backend data integrity.</w:t>
       </w:r>
     </w:p>
     <w:p>
@@ -314,7 +314,7 @@
           <w:b w:val="0"/>
           <w:sz w:val="18"/>
         </w:rPr>
-        <w:t>▸ Performed backend database validation using Oracle SQL and executed API tests to ensure data integrity across microservices.</w:t>
+        <w:t>▸ Integrated automated regression test suites into Jenkins pipelines to ensure rapid feedback cycles during continuous deployment.</w:t>
       </w:r>
     </w:p>
     <w:p>
@@ -327,7 +327,7 @@
           <w:b w:val="0"/>
           <w:sz w:val="18"/>
         </w:rPr>
-        <w:t>▸ Collaborated with Agile development and SRE teams to align testing strategies with release goals and reduce defect leakage prior to deployment.</w:t>
+        <w:t>▸ Collaborated closely with Agile teams, product owners, and SREs to translate requirements into clear testing strategies and reduce defect leakage.</w:t>
       </w:r>
     </w:p>
     <w:p>

--- a/Tailored_CVs/Shinoy_CGI_Nederland_Agile_Test_Engineer.docx
+++ b/Tailored_CVs/Shinoy_CGI_Nederland_Agile_Test_Engineer.docx
@@ -70,7 +70,7 @@
           <w:b w:val="0"/>
           <w:sz w:val="19"/>
         </w:rPr>
-        <w:t>QA automation engineer with over eight years of experience building scalable test frameworks using Selenium, Playwright, and Postman. I am comfortable working in Agile teams and setting up continuous integration processes to support reliable software delivery. Having recently relocated, I hold a valid EU residence permit and am ready to contribute to your digital government projects.</w:t>
+        <w:t>I am an experienced QA automation engineer with over eight years of background in building scalable frameworks using Java, Selenium, and Playwright. In my recent work with financial clients, I have integrated test pipelines with Jenkins, AWS, and Terraform while also streamlining test generation using Gemini Code Assist. I enjoy working in Agile teams and translating requirements into practical testing strategies.</w:t>
       </w:r>
     </w:p>
     <w:p>
@@ -288,7 +288,7 @@
           <w:b w:val="0"/>
           <w:sz w:val="18"/>
         </w:rPr>
-        <w:t>▸ Built and maintained test automation frameworks from scratch utilizing Java, Selenium, and Playwright for complex financial and enterprise workflows.</w:t>
+        <w:t>▸ Built and maintained scalable test automation frameworks utilizing Java Selenium and Playwright TypeScript for endtoend workflows.</w:t>
       </w:r>
     </w:p>
     <w:p>
@@ -301,7 +301,7 @@
           <w:b w:val="0"/>
           <w:sz w:val="18"/>
         </w:rPr>
-        <w:t>▸ Created and executed automated API testing strategies using Postman and RestAssured to validate backend data integrity.</w:t>
+        <w:t>▸ Integrated automated regression test suites into CI/CD pipelines using Jenkins, AWS, and Terraform within microservices architectures.</w:t>
       </w:r>
     </w:p>
     <w:p>
@@ -314,7 +314,7 @@
           <w:b w:val="0"/>
           <w:sz w:val="18"/>
         </w:rPr>
-        <w:t>▸ Integrated automated regression test suites into Jenkins pipelines to ensure rapid feedback cycles during continuous deployment.</w:t>
+        <w:t>▸ Executed complex API and backend database validations using Postman and Oracle SQL to ensure strict data integrity across deployment builds.</w:t>
       </w:r>
     </w:p>
     <w:p>
@@ -327,7 +327,7 @@
           <w:b w:val="0"/>
           <w:sz w:val="18"/>
         </w:rPr>
-        <w:t>▸ Collaborated closely with Agile teams, product owners, and SREs to translate requirements into clear testing strategies and reduce defect leakage.</w:t>
+        <w:t>▸ Streamlined test script generation and deployment tasks by using AI tools like Gemini Code Assist to improve team efficiency.</w:t>
       </w:r>
     </w:p>
     <w:p>
